--- a/Lab_3/АиП_лабораторная_3.docx
+++ b/Lab_3/АиП_лабораторная_3.docx
@@ -13352,13 +13352,17 @@
       <w:pPr>
         <w:rPr>
           <w:rFonts w:asciiTheme="minorHAnsi" w:hAnsiTheme="minorHAnsi"/>
-          <w:sz w:val="30"/>
-          <w:szCs w:val="30"/>
-        </w:rPr>
-      </w:pPr>
-      <w:r>
-        <w:rPr>
-          <w:rFonts w:asciiTheme="minorHAnsi" w:hAnsiTheme="minorHAnsi"/>
+          <w:b/>
+          <w:bCs/>
+          <w:sz w:val="30"/>
+          <w:szCs w:val="30"/>
+        </w:rPr>
+      </w:pPr>
+      <w:r>
+        <w:rPr>
+          <w:rFonts w:asciiTheme="minorHAnsi" w:hAnsiTheme="minorHAnsi"/>
+          <w:b/>
+          <w:bCs/>
           <w:sz w:val="30"/>
           <w:szCs w:val="30"/>
           <w:u w:val="single"/>
@@ -13368,22 +13372,18 @@
       <w:r>
         <w:rPr>
           <w:rFonts w:asciiTheme="minorHAnsi" w:hAnsiTheme="minorHAnsi"/>
-          <w:sz w:val="30"/>
-          <w:szCs w:val="30"/>
-        </w:rPr>
-        <w:t>&lt;&lt;</w:t>
-      </w:r>
-      <w:r>
-        <w:rPr>
-          <w:rFonts w:asciiTheme="minorHAnsi" w:hAnsiTheme="minorHAnsi"/>
-          <w:sz w:val="30"/>
-          <w:szCs w:val="30"/>
-        </w:rPr>
-        <w:t xml:space="preserve">функция </w:t>
-      </w:r>
-      <w:r>
-        <w:rPr>
-          <w:rFonts w:asciiTheme="minorHAnsi" w:hAnsiTheme="minorHAnsi"/>
+          <w:b/>
+          <w:bCs/>
+          <w:sz w:val="30"/>
+          <w:szCs w:val="30"/>
+        </w:rPr>
+        <w:t xml:space="preserve">&lt;&lt;функция </w:t>
+      </w:r>
+      <w:r>
+        <w:rPr>
+          <w:rFonts w:asciiTheme="minorHAnsi" w:hAnsiTheme="minorHAnsi"/>
+          <w:b/>
+          <w:bCs/>
           <w:sz w:val="30"/>
           <w:szCs w:val="30"/>
           <w:lang w:val="en-US"/>
@@ -13393,6 +13393,8 @@
       <w:r>
         <w:rPr>
           <w:rFonts w:asciiTheme="minorHAnsi" w:hAnsiTheme="minorHAnsi"/>
+          <w:b/>
+          <w:bCs/>
           <w:sz w:val="30"/>
           <w:szCs w:val="30"/>
         </w:rPr>
@@ -13424,7 +13426,6 @@
         </w:rPr>
         <w:t xml:space="preserve">: </w:t>
       </w:r>
-      <w:proofErr w:type="gramStart"/>
       <w:r>
         <w:rPr>
           <w:rFonts w:asciiTheme="minorHAnsi" w:hAnsiTheme="minorHAnsi"/>
@@ -13451,7 +13452,6 @@
         </w:rPr>
         <w:t>b</w:t>
       </w:r>
-      <w:proofErr w:type="gramEnd"/>
       <w:r>
         <w:rPr>
           <w:rFonts w:asciiTheme="minorHAnsi" w:hAnsiTheme="minorHAnsi"/>
@@ -13460,7 +13460,6 @@
         </w:rPr>
         <w:t>,</w:t>
       </w:r>
-      <w:proofErr w:type="gramStart"/>
       <w:r>
         <w:rPr>
           <w:rFonts w:asciiTheme="minorHAnsi" w:hAnsiTheme="minorHAnsi"/>
@@ -13487,7 +13486,6 @@
         </w:rPr>
         <w:t>d</w:t>
       </w:r>
-      <w:proofErr w:type="gramEnd"/>
       <w:r>
         <w:rPr>
           <w:rFonts w:asciiTheme="minorHAnsi" w:hAnsiTheme="minorHAnsi"/>
@@ -13496,7 +13494,6 @@
         </w:rPr>
         <w:t>,</w:t>
       </w:r>
-      <w:proofErr w:type="gramStart"/>
       <w:r>
         <w:rPr>
           <w:rFonts w:asciiTheme="minorHAnsi" w:hAnsiTheme="minorHAnsi"/>
@@ -13523,7 +13520,6 @@
         </w:rPr>
         <w:t>f</w:t>
       </w:r>
-      <w:proofErr w:type="gramEnd"/>
       <w:r>
         <w:rPr>
           <w:rFonts w:asciiTheme="minorHAnsi" w:hAnsiTheme="minorHAnsi"/>
@@ -14092,13 +14088,17 @@
       <w:pPr>
         <w:rPr>
           <w:rFonts w:asciiTheme="minorHAnsi" w:hAnsiTheme="minorHAnsi"/>
-          <w:sz w:val="30"/>
-          <w:szCs w:val="30"/>
-        </w:rPr>
-      </w:pPr>
-      <w:r>
-        <w:rPr>
-          <w:rFonts w:asciiTheme="minorHAnsi" w:hAnsiTheme="minorHAnsi"/>
+          <w:b/>
+          <w:bCs/>
+          <w:sz w:val="30"/>
+          <w:szCs w:val="30"/>
+        </w:rPr>
+      </w:pPr>
+      <w:r>
+        <w:rPr>
+          <w:rFonts w:asciiTheme="minorHAnsi" w:hAnsiTheme="minorHAnsi"/>
+          <w:b/>
+          <w:bCs/>
           <w:sz w:val="30"/>
           <w:szCs w:val="30"/>
           <w:u w:val="single"/>
@@ -14108,22 +14108,18 @@
       <w:r>
         <w:rPr>
           <w:rFonts w:asciiTheme="minorHAnsi" w:hAnsiTheme="minorHAnsi"/>
-          <w:sz w:val="30"/>
-          <w:szCs w:val="30"/>
-        </w:rPr>
-        <w:t>&lt;&lt;</w:t>
-      </w:r>
-      <w:r>
-        <w:rPr>
-          <w:rFonts w:asciiTheme="minorHAnsi" w:hAnsiTheme="minorHAnsi"/>
-          <w:sz w:val="30"/>
-          <w:szCs w:val="30"/>
-        </w:rPr>
-        <w:t xml:space="preserve">функция </w:t>
-      </w:r>
-      <w:r>
-        <w:rPr>
-          <w:rFonts w:asciiTheme="minorHAnsi" w:hAnsiTheme="minorHAnsi"/>
+          <w:b/>
+          <w:bCs/>
+          <w:sz w:val="30"/>
+          <w:szCs w:val="30"/>
+        </w:rPr>
+        <w:t xml:space="preserve">&lt;&lt;функция </w:t>
+      </w:r>
+      <w:r>
+        <w:rPr>
+          <w:rFonts w:asciiTheme="minorHAnsi" w:hAnsiTheme="minorHAnsi"/>
+          <w:b/>
+          <w:bCs/>
           <w:sz w:val="30"/>
           <w:szCs w:val="30"/>
           <w:lang w:val="en-US"/>
@@ -14133,6 +14129,8 @@
       <w:r>
         <w:rPr>
           <w:rFonts w:asciiTheme="minorHAnsi" w:hAnsiTheme="minorHAnsi"/>
+          <w:b/>
+          <w:bCs/>
           <w:sz w:val="30"/>
           <w:szCs w:val="30"/>
         </w:rPr>
@@ -14142,6 +14140,8 @@
       <w:r>
         <w:rPr>
           <w:rFonts w:asciiTheme="minorHAnsi" w:hAnsiTheme="minorHAnsi"/>
+          <w:b/>
+          <w:bCs/>
           <w:sz w:val="30"/>
           <w:szCs w:val="30"/>
           <w:lang w:val="en-US"/>
@@ -14152,6 +14152,8 @@
       <w:r>
         <w:rPr>
           <w:rFonts w:asciiTheme="minorHAnsi" w:hAnsiTheme="minorHAnsi"/>
+          <w:b/>
+          <w:bCs/>
           <w:sz w:val="30"/>
           <w:szCs w:val="30"/>
         </w:rPr>
@@ -14183,18 +14185,573 @@
         </w:rPr>
         <w:t xml:space="preserve">: </w:t>
       </w:r>
+      <w:r>
+        <w:rPr>
+          <w:rFonts w:asciiTheme="minorHAnsi" w:hAnsiTheme="minorHAnsi"/>
+          <w:sz w:val="30"/>
+          <w:szCs w:val="30"/>
+          <w:lang w:val="en-US"/>
+        </w:rPr>
+        <w:t>a</w:t>
+      </w:r>
+      <w:r>
+        <w:rPr>
+          <w:rFonts w:asciiTheme="minorHAnsi" w:hAnsiTheme="minorHAnsi"/>
+          <w:sz w:val="30"/>
+          <w:szCs w:val="30"/>
+        </w:rPr>
+        <w:t>,</w:t>
+      </w:r>
+      <w:r>
+        <w:rPr>
+          <w:rFonts w:asciiTheme="minorHAnsi" w:hAnsiTheme="minorHAnsi"/>
+          <w:sz w:val="30"/>
+          <w:szCs w:val="30"/>
+          <w:lang w:val="en-US"/>
+        </w:rPr>
+        <w:t>b</w:t>
+      </w:r>
+      <w:r>
+        <w:rPr>
+          <w:rFonts w:asciiTheme="minorHAnsi" w:hAnsiTheme="minorHAnsi"/>
+          <w:sz w:val="30"/>
+          <w:szCs w:val="30"/>
+        </w:rPr>
+        <w:t>,</w:t>
+      </w:r>
+      <w:r>
+        <w:rPr>
+          <w:rFonts w:asciiTheme="minorHAnsi" w:hAnsiTheme="minorHAnsi"/>
+          <w:sz w:val="30"/>
+          <w:szCs w:val="30"/>
+          <w:lang w:val="en-US"/>
+        </w:rPr>
+        <w:t>c</w:t>
+      </w:r>
+      <w:r>
+        <w:rPr>
+          <w:rFonts w:asciiTheme="minorHAnsi" w:hAnsiTheme="minorHAnsi"/>
+          <w:sz w:val="30"/>
+          <w:szCs w:val="30"/>
+        </w:rPr>
+        <w:t>,</w:t>
+      </w:r>
+      <w:r>
+        <w:rPr>
+          <w:rFonts w:asciiTheme="minorHAnsi" w:hAnsiTheme="minorHAnsi"/>
+          <w:sz w:val="30"/>
+          <w:szCs w:val="30"/>
+          <w:lang w:val="en-US"/>
+        </w:rPr>
+        <w:t>d</w:t>
+      </w:r>
+      <w:r>
+        <w:rPr>
+          <w:rFonts w:asciiTheme="minorHAnsi" w:hAnsiTheme="minorHAnsi"/>
+          <w:sz w:val="30"/>
+          <w:szCs w:val="30"/>
+        </w:rPr>
+        <w:t>,</w:t>
+      </w:r>
+      <w:r>
+        <w:rPr>
+          <w:rFonts w:asciiTheme="minorHAnsi" w:hAnsiTheme="minorHAnsi"/>
+          <w:sz w:val="30"/>
+          <w:szCs w:val="30"/>
+          <w:lang w:val="en-US"/>
+        </w:rPr>
+        <w:t>e</w:t>
+      </w:r>
+      <w:r>
+        <w:rPr>
+          <w:rFonts w:asciiTheme="minorHAnsi" w:hAnsiTheme="minorHAnsi"/>
+          <w:sz w:val="30"/>
+          <w:szCs w:val="30"/>
+        </w:rPr>
+        <w:t>,</w:t>
+      </w:r>
+      <w:r>
+        <w:rPr>
+          <w:rFonts w:asciiTheme="minorHAnsi" w:hAnsiTheme="minorHAnsi"/>
+          <w:sz w:val="30"/>
+          <w:szCs w:val="30"/>
+          <w:lang w:val="en-US"/>
+        </w:rPr>
+        <w:t>f</w:t>
+      </w:r>
+      <w:r>
+        <w:rPr>
+          <w:rFonts w:asciiTheme="minorHAnsi" w:hAnsiTheme="minorHAnsi"/>
+          <w:sz w:val="30"/>
+          <w:szCs w:val="30"/>
+        </w:rPr>
+        <w:t>–</w:t>
+      </w:r>
+      <w:r>
+        <w:rPr>
+          <w:rFonts w:asciiTheme="minorHAnsi" w:hAnsiTheme="minorHAnsi"/>
+          <w:sz w:val="30"/>
+          <w:szCs w:val="30"/>
+        </w:rPr>
+        <w:t xml:space="preserve"> </w:t>
+      </w:r>
+      <w:r>
+        <w:rPr>
+          <w:rFonts w:asciiTheme="minorHAnsi" w:hAnsiTheme="minorHAnsi"/>
+          <w:sz w:val="30"/>
+          <w:szCs w:val="30"/>
+        </w:rPr>
+        <w:t>вещ</w:t>
+      </w:r>
+      <w:r>
+        <w:rPr>
+          <w:rFonts w:asciiTheme="minorHAnsi" w:hAnsiTheme="minorHAnsi"/>
+          <w:sz w:val="30"/>
+          <w:szCs w:val="30"/>
+        </w:rPr>
+        <w:t>.</w:t>
+      </w:r>
+      <w:r>
+        <w:rPr>
+          <w:rFonts w:asciiTheme="minorHAnsi" w:hAnsiTheme="minorHAnsi"/>
+          <w:sz w:val="30"/>
+          <w:szCs w:val="30"/>
+        </w:rPr>
+        <w:br/>
+      </w:r>
       <w:proofErr w:type="gramStart"/>
       <w:r>
         <w:rPr>
           <w:rFonts w:asciiTheme="minorHAnsi" w:hAnsiTheme="minorHAnsi"/>
           <w:sz w:val="30"/>
           <w:szCs w:val="30"/>
+          <w:u w:val="single"/>
+        </w:rPr>
+        <w:t>выход</w:t>
+      </w:r>
+      <w:r>
+        <w:rPr>
+          <w:rFonts w:asciiTheme="minorHAnsi" w:hAnsiTheme="minorHAnsi"/>
+          <w:sz w:val="30"/>
+          <w:szCs w:val="30"/>
+        </w:rPr>
+        <w:t xml:space="preserve">: </w:t>
+      </w:r>
+      <w:r>
+        <w:rPr>
+          <w:rFonts w:asciiTheme="minorHAnsi" w:hAnsiTheme="minorHAnsi"/>
+          <w:sz w:val="30"/>
+          <w:szCs w:val="30"/>
+        </w:rPr>
+        <w:t xml:space="preserve"> </w:t>
+      </w:r>
+      <w:r>
+        <w:rPr>
+          <w:rFonts w:asciiTheme="minorHAnsi" w:hAnsiTheme="minorHAnsi"/>
+          <w:sz w:val="30"/>
+          <w:szCs w:val="30"/>
+          <w:lang w:val="en-US"/>
+        </w:rPr>
+        <w:t>g</w:t>
+      </w:r>
+      <w:proofErr w:type="gramEnd"/>
+      <w:r>
+        <w:rPr>
+          <w:rFonts w:asciiTheme="minorHAnsi" w:hAnsiTheme="minorHAnsi"/>
+          <w:sz w:val="30"/>
+          <w:szCs w:val="30"/>
+        </w:rPr>
+        <w:t xml:space="preserve"> </w:t>
+      </w:r>
+      <w:r>
+        <w:rPr>
+          <w:rFonts w:asciiTheme="minorHAnsi" w:hAnsiTheme="minorHAnsi"/>
+          <w:sz w:val="30"/>
+          <w:szCs w:val="30"/>
+        </w:rPr>
+        <w:t>–</w:t>
+      </w:r>
+      <w:r>
+        <w:rPr>
+          <w:rFonts w:asciiTheme="minorHAnsi" w:hAnsiTheme="minorHAnsi"/>
+          <w:sz w:val="30"/>
+          <w:szCs w:val="30"/>
+        </w:rPr>
+        <w:t xml:space="preserve"> </w:t>
+      </w:r>
+      <w:r>
+        <w:rPr>
+          <w:rFonts w:asciiTheme="minorHAnsi" w:hAnsiTheme="minorHAnsi"/>
+          <w:sz w:val="30"/>
+          <w:szCs w:val="30"/>
+        </w:rPr>
+        <w:t>вещ</w:t>
+      </w:r>
+      <w:r>
+        <w:rPr>
+          <w:rFonts w:asciiTheme="minorHAnsi" w:hAnsiTheme="minorHAnsi"/>
+          <w:sz w:val="30"/>
+          <w:szCs w:val="30"/>
+        </w:rPr>
+        <w:t>.</w:t>
+      </w:r>
+      <w:r>
+        <w:rPr>
+          <w:rFonts w:asciiTheme="minorHAnsi" w:hAnsiTheme="minorHAnsi"/>
+          <w:sz w:val="30"/>
+          <w:szCs w:val="30"/>
+        </w:rPr>
+        <w:br/>
+      </w:r>
+      <w:proofErr w:type="spellStart"/>
+      <w:r>
+        <w:rPr>
+          <w:rFonts w:asciiTheme="minorHAnsi" w:hAnsiTheme="minorHAnsi"/>
+          <w:sz w:val="30"/>
+          <w:szCs w:val="30"/>
+          <w:u w:val="single"/>
+        </w:rPr>
+        <w:t>нач</w:t>
+      </w:r>
+      <w:proofErr w:type="spellEnd"/>
+    </w:p>
+    <w:p>
+      <w:pPr>
+        <w:rPr>
+          <w:rFonts w:asciiTheme="minorHAnsi" w:hAnsiTheme="minorHAnsi"/>
+          <w:sz w:val="30"/>
+          <w:szCs w:val="30"/>
+        </w:rPr>
+      </w:pPr>
+      <w:r>
+        <w:rPr>
+          <w:rFonts w:asciiTheme="minorHAnsi" w:hAnsiTheme="minorHAnsi"/>
+          <w:sz w:val="30"/>
+          <w:szCs w:val="30"/>
+        </w:rPr>
+        <w:t xml:space="preserve">    </w:t>
+      </w:r>
+      <w:proofErr w:type="gramStart"/>
+      <w:r>
+        <w:rPr>
+          <w:rFonts w:asciiTheme="minorHAnsi" w:hAnsiTheme="minorHAnsi"/>
+          <w:sz w:val="30"/>
+          <w:szCs w:val="30"/>
+          <w:lang w:val="en-US"/>
+        </w:rPr>
+        <w:t>g</w:t>
+      </w:r>
+      <w:r>
+        <w:rPr>
+          <w:rFonts w:asciiTheme="minorHAnsi" w:hAnsiTheme="minorHAnsi"/>
+          <w:sz w:val="30"/>
+          <w:szCs w:val="30"/>
+        </w:rPr>
+        <w:t xml:space="preserve"> :</w:t>
+      </w:r>
+      <w:proofErr w:type="gramEnd"/>
+      <w:r>
+        <w:rPr>
+          <w:rFonts w:asciiTheme="minorHAnsi" w:hAnsiTheme="minorHAnsi"/>
+          <w:sz w:val="30"/>
+          <w:szCs w:val="30"/>
+        </w:rPr>
+        <w:t xml:space="preserve">= </w:t>
+      </w:r>
+      <w:r>
+        <w:rPr>
+          <w:rFonts w:asciiTheme="minorHAnsi" w:hAnsiTheme="minorHAnsi" w:hint="eastAsia"/>
+          <w:sz w:val="30"/>
+          <w:szCs w:val="30"/>
+        </w:rPr>
+        <w:t>(</w:t>
+      </w:r>
+      <w:r>
+        <w:rPr>
+          <w:rFonts w:asciiTheme="minorHAnsi" w:hAnsiTheme="minorHAnsi" w:hint="eastAsia"/>
+          <w:sz w:val="30"/>
+          <w:szCs w:val="30"/>
+          <w:lang w:val="en-US"/>
+        </w:rPr>
+        <w:t>f</w:t>
+      </w:r>
+      <w:r>
+        <w:rPr>
+          <w:rFonts w:asciiTheme="minorHAnsi" w:hAnsiTheme="minorHAnsi" w:hint="eastAsia"/>
+          <w:sz w:val="30"/>
+          <w:szCs w:val="30"/>
+        </w:rPr>
+        <w:t xml:space="preserve"> - </w:t>
+      </w:r>
+      <w:r>
+        <w:rPr>
+          <w:rFonts w:asciiTheme="minorHAnsi" w:hAnsiTheme="minorHAnsi" w:hint="eastAsia"/>
+          <w:sz w:val="30"/>
+          <w:szCs w:val="30"/>
+          <w:lang w:val="en-US"/>
+        </w:rPr>
+        <w:t>d</w:t>
+      </w:r>
+      <w:r>
+        <w:rPr>
+          <w:rFonts w:asciiTheme="minorHAnsi" w:hAnsiTheme="minorHAnsi" w:hint="eastAsia"/>
+          <w:sz w:val="30"/>
+          <w:szCs w:val="30"/>
+        </w:rPr>
+        <w:t xml:space="preserve"> * (</w:t>
+      </w:r>
+      <w:r>
+        <w:rPr>
+          <w:rFonts w:asciiTheme="minorHAnsi" w:hAnsiTheme="minorHAnsi" w:hint="eastAsia"/>
+          <w:sz w:val="30"/>
+          <w:szCs w:val="30"/>
+          <w:lang w:val="en-US"/>
+        </w:rPr>
+        <w:t>c</w:t>
+      </w:r>
+      <w:r>
+        <w:rPr>
+          <w:rFonts w:asciiTheme="minorHAnsi" w:hAnsiTheme="minorHAnsi" w:hint="eastAsia"/>
+          <w:sz w:val="30"/>
+          <w:szCs w:val="30"/>
+        </w:rPr>
+        <w:t xml:space="preserve"> / </w:t>
+      </w:r>
+      <w:r>
+        <w:rPr>
+          <w:rFonts w:asciiTheme="minorHAnsi" w:hAnsiTheme="minorHAnsi" w:hint="eastAsia"/>
+          <w:sz w:val="30"/>
+          <w:szCs w:val="30"/>
           <w:lang w:val="en-US"/>
         </w:rPr>
         <w:t>a</w:t>
       </w:r>
       <w:r>
         <w:rPr>
+          <w:rFonts w:asciiTheme="minorHAnsi" w:hAnsiTheme="minorHAnsi" w:hint="eastAsia"/>
+          <w:sz w:val="30"/>
+          <w:szCs w:val="30"/>
+        </w:rPr>
+        <w:t>)) / (</w:t>
+      </w:r>
+      <w:r>
+        <w:rPr>
+          <w:rFonts w:asciiTheme="minorHAnsi" w:hAnsiTheme="minorHAnsi" w:hint="eastAsia"/>
+          <w:sz w:val="30"/>
+          <w:szCs w:val="30"/>
+          <w:lang w:val="en-US"/>
+        </w:rPr>
+        <w:t>e</w:t>
+      </w:r>
+      <w:r>
+        <w:rPr>
+          <w:rFonts w:asciiTheme="minorHAnsi" w:hAnsiTheme="minorHAnsi" w:hint="eastAsia"/>
+          <w:sz w:val="30"/>
+          <w:szCs w:val="30"/>
+        </w:rPr>
+        <w:t xml:space="preserve"> - </w:t>
+      </w:r>
+      <w:r>
+        <w:rPr>
+          <w:rFonts w:asciiTheme="minorHAnsi" w:hAnsiTheme="minorHAnsi" w:hint="eastAsia"/>
+          <w:sz w:val="30"/>
+          <w:szCs w:val="30"/>
+          <w:lang w:val="en-US"/>
+        </w:rPr>
+        <w:t>d</w:t>
+      </w:r>
+      <w:r>
+        <w:rPr>
+          <w:rFonts w:asciiTheme="minorHAnsi" w:hAnsiTheme="minorHAnsi" w:hint="eastAsia"/>
+          <w:sz w:val="30"/>
+          <w:szCs w:val="30"/>
+        </w:rPr>
+        <w:t xml:space="preserve"> * (</w:t>
+      </w:r>
+      <w:r>
+        <w:rPr>
+          <w:rFonts w:asciiTheme="minorHAnsi" w:hAnsiTheme="minorHAnsi" w:hint="eastAsia"/>
+          <w:sz w:val="30"/>
+          <w:szCs w:val="30"/>
+          <w:lang w:val="en-US"/>
+        </w:rPr>
+        <w:t>b</w:t>
+      </w:r>
+      <w:r>
+        <w:rPr>
+          <w:rFonts w:asciiTheme="minorHAnsi" w:hAnsiTheme="minorHAnsi" w:hint="eastAsia"/>
+          <w:sz w:val="30"/>
+          <w:szCs w:val="30"/>
+        </w:rPr>
+        <w:t xml:space="preserve"> / </w:t>
+      </w:r>
+      <w:r>
+        <w:rPr>
+          <w:rFonts w:asciiTheme="minorHAnsi" w:hAnsiTheme="minorHAnsi" w:hint="eastAsia"/>
+          <w:sz w:val="30"/>
+          <w:szCs w:val="30"/>
+          <w:lang w:val="en-US"/>
+        </w:rPr>
+        <w:t>a</w:t>
+      </w:r>
+      <w:r>
+        <w:rPr>
+          <w:rFonts w:asciiTheme="minorHAnsi" w:hAnsiTheme="minorHAnsi" w:hint="eastAsia"/>
+          <w:sz w:val="30"/>
+          <w:szCs w:val="30"/>
+        </w:rPr>
+        <w:t>))</w:t>
+      </w:r>
+      <w:r>
+        <w:rPr>
+          <w:rFonts w:asciiTheme="minorHAnsi" w:hAnsiTheme="minorHAnsi"/>
+          <w:sz w:val="30"/>
+          <w:szCs w:val="30"/>
+        </w:rPr>
+        <w:t xml:space="preserve"> {</w:t>
+      </w:r>
+      <w:r>
+        <w:rPr>
+          <w:rFonts w:asciiTheme="minorHAnsi" w:hAnsiTheme="minorHAnsi"/>
+          <w:sz w:val="30"/>
+          <w:szCs w:val="30"/>
+        </w:rPr>
+        <w:t>возвращение полученного значения</w:t>
+      </w:r>
+      <w:r>
+        <w:rPr>
+          <w:rFonts w:asciiTheme="minorHAnsi" w:hAnsiTheme="minorHAnsi"/>
+          <w:sz w:val="30"/>
+          <w:szCs w:val="30"/>
+        </w:rPr>
+        <w:t>}</w:t>
+      </w:r>
+    </w:p>
+    <w:p>
+      <w:pPr>
+        <w:rPr>
+          <w:rFonts w:asciiTheme="minorHAnsi" w:hAnsiTheme="minorHAnsi"/>
+          <w:sz w:val="30"/>
+          <w:szCs w:val="30"/>
+          <w:u w:val="single"/>
+          <w:lang w:val="en-US"/>
+        </w:rPr>
+      </w:pPr>
+      <w:r>
+        <w:rPr>
+          <w:rFonts w:asciiTheme="minorHAnsi" w:hAnsiTheme="minorHAnsi"/>
+          <w:sz w:val="30"/>
+          <w:szCs w:val="30"/>
+          <w:u w:val="single"/>
+        </w:rPr>
+        <w:t>кон</w:t>
+      </w:r>
+    </w:p>
+    <w:p>
+      <w:pPr>
+        <w:rPr>
+          <w:lang w:val="en-US"/>
+        </w:rPr>
+      </w:pPr>
+    </w:p>
+    <w:p>
+      <w:pPr>
+        <w:rPr>
+          <w:lang w:val="en-US"/>
+        </w:rPr>
+      </w:pPr>
+    </w:p>
+    <w:p>
+      <w:pPr>
+        <w:rPr>
+          <w:rFonts w:asciiTheme="minorHAnsi" w:hAnsiTheme="minorHAnsi"/>
+          <w:b/>
+          <w:bCs/>
+          <w:sz w:val="30"/>
+          <w:szCs w:val="30"/>
+        </w:rPr>
+      </w:pPr>
+      <w:r>
+        <w:rPr>
+          <w:rFonts w:asciiTheme="minorHAnsi" w:hAnsiTheme="minorHAnsi"/>
+          <w:b/>
+          <w:bCs/>
+          <w:sz w:val="30"/>
+          <w:szCs w:val="30"/>
+          <w:u w:val="single"/>
+        </w:rPr>
+        <w:t xml:space="preserve">Алг </w:t>
+      </w:r>
+      <w:r>
+        <w:rPr>
+          <w:rFonts w:asciiTheme="minorHAnsi" w:hAnsiTheme="minorHAnsi"/>
+          <w:b/>
+          <w:bCs/>
+          <w:sz w:val="30"/>
+          <w:szCs w:val="30"/>
+        </w:rPr>
+        <w:t>&lt;&lt;функция s</w:t>
+      </w:r>
+      <w:proofErr w:type="spellStart"/>
+      <w:r>
+        <w:rPr>
+          <w:rFonts w:asciiTheme="minorHAnsi" w:hAnsiTheme="minorHAnsi"/>
+          <w:b/>
+          <w:bCs/>
+          <w:sz w:val="30"/>
+          <w:szCs w:val="30"/>
+          <w:lang w:val="en-US"/>
+        </w:rPr>
+        <w:t>olve</w:t>
+      </w:r>
+      <w:proofErr w:type="spellEnd"/>
+      <w:r>
+        <w:rPr>
+          <w:rFonts w:asciiTheme="minorHAnsi" w:hAnsiTheme="minorHAnsi"/>
+          <w:b/>
+          <w:bCs/>
+          <w:sz w:val="30"/>
+          <w:szCs w:val="30"/>
+        </w:rPr>
+        <w:t>&gt;&gt;</w:t>
+      </w:r>
+    </w:p>
+    <w:p>
+      <w:pPr>
+        <w:rPr>
+          <w:rFonts w:asciiTheme="minorHAnsi" w:hAnsiTheme="minorHAnsi"/>
+          <w:sz w:val="30"/>
+          <w:szCs w:val="30"/>
+        </w:rPr>
+      </w:pPr>
+      <w:r>
+        <w:rPr>
+          <w:rFonts w:asciiTheme="minorHAnsi" w:hAnsiTheme="minorHAnsi"/>
+          <w:sz w:val="30"/>
+          <w:szCs w:val="30"/>
+          <w:u w:val="single"/>
+        </w:rPr>
+        <w:t>вход</w:t>
+      </w:r>
+      <w:r>
+        <w:rPr>
+          <w:rFonts w:asciiTheme="minorHAnsi" w:hAnsiTheme="minorHAnsi"/>
+          <w:sz w:val="30"/>
+          <w:szCs w:val="30"/>
+        </w:rPr>
+        <w:t xml:space="preserve">: </w:t>
+      </w:r>
+      <w:r>
+        <w:rPr>
+          <w:rFonts w:asciiTheme="minorHAnsi" w:hAnsiTheme="minorHAnsi"/>
+          <w:sz w:val="30"/>
+          <w:szCs w:val="30"/>
+          <w:lang w:val="en-US"/>
+        </w:rPr>
+        <w:t>a</w:t>
+      </w:r>
+      <w:r>
+        <w:rPr>
           <w:rFonts w:asciiTheme="minorHAnsi" w:hAnsiTheme="minorHAnsi"/>
           <w:sz w:val="30"/>
           <w:szCs w:val="30"/>
@@ -14210,7 +14767,6 @@
         </w:rPr>
         <w:t>b</w:t>
       </w:r>
-      <w:proofErr w:type="gramEnd"/>
       <w:r>
         <w:rPr>
           <w:rFonts w:asciiTheme="minorHAnsi" w:hAnsiTheme="minorHAnsi"/>
@@ -14219,7 +14775,6 @@
         </w:rPr>
         <w:t>,</w:t>
       </w:r>
-      <w:proofErr w:type="gramStart"/>
       <w:r>
         <w:rPr>
           <w:rFonts w:asciiTheme="minorHAnsi" w:hAnsiTheme="minorHAnsi"/>
@@ -14246,7 +14801,6 @@
         </w:rPr>
         <w:t>d</w:t>
       </w:r>
-      <w:proofErr w:type="gramEnd"/>
       <w:r>
         <w:rPr>
           <w:rFonts w:asciiTheme="minorHAnsi" w:hAnsiTheme="minorHAnsi"/>
@@ -14255,7 +14809,6 @@
         </w:rPr>
         <w:t>,</w:t>
       </w:r>
-      <w:proofErr w:type="gramStart"/>
       <w:r>
         <w:rPr>
           <w:rFonts w:asciiTheme="minorHAnsi" w:hAnsiTheme="minorHAnsi"/>
@@ -14282,477 +14835,6 @@
         </w:rPr>
         <w:t>f</w:t>
       </w:r>
-      <w:proofErr w:type="gramEnd"/>
-      <w:r>
-        <w:rPr>
-          <w:rFonts w:asciiTheme="minorHAnsi" w:hAnsiTheme="minorHAnsi"/>
-          <w:sz w:val="30"/>
-          <w:szCs w:val="30"/>
-        </w:rPr>
-        <w:t>–</w:t>
-      </w:r>
-      <w:r>
-        <w:rPr>
-          <w:rFonts w:asciiTheme="minorHAnsi" w:hAnsiTheme="minorHAnsi"/>
-          <w:sz w:val="30"/>
-          <w:szCs w:val="30"/>
-        </w:rPr>
-        <w:t xml:space="preserve"> </w:t>
-      </w:r>
-      <w:r>
-        <w:rPr>
-          <w:rFonts w:asciiTheme="minorHAnsi" w:hAnsiTheme="minorHAnsi"/>
-          <w:sz w:val="30"/>
-          <w:szCs w:val="30"/>
-        </w:rPr>
-        <w:t>вещ</w:t>
-      </w:r>
-      <w:r>
-        <w:rPr>
-          <w:rFonts w:asciiTheme="minorHAnsi" w:hAnsiTheme="minorHAnsi"/>
-          <w:sz w:val="30"/>
-          <w:szCs w:val="30"/>
-        </w:rPr>
-        <w:t>.</w:t>
-      </w:r>
-      <w:r>
-        <w:rPr>
-          <w:rFonts w:asciiTheme="minorHAnsi" w:hAnsiTheme="minorHAnsi"/>
-          <w:sz w:val="30"/>
-          <w:szCs w:val="30"/>
-        </w:rPr>
-        <w:br/>
-      </w:r>
-      <w:proofErr w:type="gramStart"/>
-      <w:r>
-        <w:rPr>
-          <w:rFonts w:asciiTheme="minorHAnsi" w:hAnsiTheme="minorHAnsi"/>
-          <w:sz w:val="30"/>
-          <w:szCs w:val="30"/>
-          <w:u w:val="single"/>
-        </w:rPr>
-        <w:t>выход</w:t>
-      </w:r>
-      <w:r>
-        <w:rPr>
-          <w:rFonts w:asciiTheme="minorHAnsi" w:hAnsiTheme="minorHAnsi"/>
-          <w:sz w:val="30"/>
-          <w:szCs w:val="30"/>
-        </w:rPr>
-        <w:t xml:space="preserve">: </w:t>
-      </w:r>
-      <w:r>
-        <w:rPr>
-          <w:rFonts w:asciiTheme="minorHAnsi" w:hAnsiTheme="minorHAnsi"/>
-          <w:sz w:val="30"/>
-          <w:szCs w:val="30"/>
-        </w:rPr>
-        <w:t xml:space="preserve"> </w:t>
-      </w:r>
-      <w:r>
-        <w:rPr>
-          <w:rFonts w:asciiTheme="minorHAnsi" w:hAnsiTheme="minorHAnsi"/>
-          <w:sz w:val="30"/>
-          <w:szCs w:val="30"/>
-          <w:lang w:val="en-US"/>
-        </w:rPr>
-        <w:t>g</w:t>
-      </w:r>
-      <w:proofErr w:type="gramEnd"/>
-      <w:r>
-        <w:rPr>
-          <w:rFonts w:asciiTheme="minorHAnsi" w:hAnsiTheme="minorHAnsi"/>
-          <w:sz w:val="30"/>
-          <w:szCs w:val="30"/>
-        </w:rPr>
-        <w:t xml:space="preserve"> </w:t>
-      </w:r>
-      <w:r>
-        <w:rPr>
-          <w:rFonts w:asciiTheme="minorHAnsi" w:hAnsiTheme="minorHAnsi"/>
-          <w:sz w:val="30"/>
-          <w:szCs w:val="30"/>
-        </w:rPr>
-        <w:t>–</w:t>
-      </w:r>
-      <w:r>
-        <w:rPr>
-          <w:rFonts w:asciiTheme="minorHAnsi" w:hAnsiTheme="minorHAnsi"/>
-          <w:sz w:val="30"/>
-          <w:szCs w:val="30"/>
-        </w:rPr>
-        <w:t xml:space="preserve"> </w:t>
-      </w:r>
-      <w:r>
-        <w:rPr>
-          <w:rFonts w:asciiTheme="minorHAnsi" w:hAnsiTheme="minorHAnsi"/>
-          <w:sz w:val="30"/>
-          <w:szCs w:val="30"/>
-        </w:rPr>
-        <w:t>вещ</w:t>
-      </w:r>
-      <w:r>
-        <w:rPr>
-          <w:rFonts w:asciiTheme="minorHAnsi" w:hAnsiTheme="minorHAnsi"/>
-          <w:sz w:val="30"/>
-          <w:szCs w:val="30"/>
-        </w:rPr>
-        <w:t>.</w:t>
-      </w:r>
-      <w:r>
-        <w:rPr>
-          <w:rFonts w:asciiTheme="minorHAnsi" w:hAnsiTheme="minorHAnsi"/>
-          <w:sz w:val="30"/>
-          <w:szCs w:val="30"/>
-        </w:rPr>
-        <w:br/>
-      </w:r>
-      <w:proofErr w:type="spellStart"/>
-      <w:r>
-        <w:rPr>
-          <w:rFonts w:asciiTheme="minorHAnsi" w:hAnsiTheme="minorHAnsi"/>
-          <w:sz w:val="30"/>
-          <w:szCs w:val="30"/>
-          <w:u w:val="single"/>
-        </w:rPr>
-        <w:t>нач</w:t>
-      </w:r>
-      <w:proofErr w:type="spellEnd"/>
-    </w:p>
-    <w:p>
-      <w:pPr>
-        <w:rPr>
-          <w:rFonts w:asciiTheme="minorHAnsi" w:hAnsiTheme="minorHAnsi"/>
-          <w:sz w:val="30"/>
-          <w:szCs w:val="30"/>
-        </w:rPr>
-      </w:pPr>
-      <w:r>
-        <w:rPr>
-          <w:rFonts w:asciiTheme="minorHAnsi" w:hAnsiTheme="minorHAnsi"/>
-          <w:sz w:val="30"/>
-          <w:szCs w:val="30"/>
-        </w:rPr>
-        <w:t xml:space="preserve">    </w:t>
-      </w:r>
-      <w:proofErr w:type="gramStart"/>
-      <w:r>
-        <w:rPr>
-          <w:rFonts w:asciiTheme="minorHAnsi" w:hAnsiTheme="minorHAnsi"/>
-          <w:sz w:val="30"/>
-          <w:szCs w:val="30"/>
-          <w:lang w:val="en-US"/>
-        </w:rPr>
-        <w:t>g</w:t>
-      </w:r>
-      <w:r>
-        <w:rPr>
-          <w:rFonts w:asciiTheme="minorHAnsi" w:hAnsiTheme="minorHAnsi"/>
-          <w:sz w:val="30"/>
-          <w:szCs w:val="30"/>
-        </w:rPr>
-        <w:t xml:space="preserve"> :</w:t>
-      </w:r>
-      <w:proofErr w:type="gramEnd"/>
-      <w:r>
-        <w:rPr>
-          <w:rFonts w:asciiTheme="minorHAnsi" w:hAnsiTheme="minorHAnsi"/>
-          <w:sz w:val="30"/>
-          <w:szCs w:val="30"/>
-        </w:rPr>
-        <w:t xml:space="preserve">= </w:t>
-      </w:r>
-      <w:r>
-        <w:rPr>
-          <w:rFonts w:asciiTheme="minorHAnsi" w:hAnsiTheme="minorHAnsi" w:hint="eastAsia"/>
-          <w:sz w:val="30"/>
-          <w:szCs w:val="30"/>
-        </w:rPr>
-        <w:t>(</w:t>
-      </w:r>
-      <w:r>
-        <w:rPr>
-          <w:rFonts w:asciiTheme="minorHAnsi" w:hAnsiTheme="minorHAnsi" w:hint="eastAsia"/>
-          <w:sz w:val="30"/>
-          <w:szCs w:val="30"/>
-          <w:lang w:val="en-US"/>
-        </w:rPr>
-        <w:t>f</w:t>
-      </w:r>
-      <w:r>
-        <w:rPr>
-          <w:rFonts w:asciiTheme="minorHAnsi" w:hAnsiTheme="minorHAnsi" w:hint="eastAsia"/>
-          <w:sz w:val="30"/>
-          <w:szCs w:val="30"/>
-        </w:rPr>
-        <w:t xml:space="preserve"> - </w:t>
-      </w:r>
-      <w:r>
-        <w:rPr>
-          <w:rFonts w:asciiTheme="minorHAnsi" w:hAnsiTheme="minorHAnsi" w:hint="eastAsia"/>
-          <w:sz w:val="30"/>
-          <w:szCs w:val="30"/>
-          <w:lang w:val="en-US"/>
-        </w:rPr>
-        <w:t>d</w:t>
-      </w:r>
-      <w:r>
-        <w:rPr>
-          <w:rFonts w:asciiTheme="minorHAnsi" w:hAnsiTheme="minorHAnsi" w:hint="eastAsia"/>
-          <w:sz w:val="30"/>
-          <w:szCs w:val="30"/>
-        </w:rPr>
-        <w:t xml:space="preserve"> * (</w:t>
-      </w:r>
-      <w:r>
-        <w:rPr>
-          <w:rFonts w:asciiTheme="minorHAnsi" w:hAnsiTheme="minorHAnsi" w:hint="eastAsia"/>
-          <w:sz w:val="30"/>
-          <w:szCs w:val="30"/>
-          <w:lang w:val="en-US"/>
-        </w:rPr>
-        <w:t>c</w:t>
-      </w:r>
-      <w:r>
-        <w:rPr>
-          <w:rFonts w:asciiTheme="minorHAnsi" w:hAnsiTheme="minorHAnsi" w:hint="eastAsia"/>
-          <w:sz w:val="30"/>
-          <w:szCs w:val="30"/>
-        </w:rPr>
-        <w:t xml:space="preserve"> / </w:t>
-      </w:r>
-      <w:r>
-        <w:rPr>
-          <w:rFonts w:asciiTheme="minorHAnsi" w:hAnsiTheme="minorHAnsi" w:hint="eastAsia"/>
-          <w:sz w:val="30"/>
-          <w:szCs w:val="30"/>
-          <w:lang w:val="en-US"/>
-        </w:rPr>
-        <w:t>a</w:t>
-      </w:r>
-      <w:r>
-        <w:rPr>
-          <w:rFonts w:asciiTheme="minorHAnsi" w:hAnsiTheme="minorHAnsi" w:hint="eastAsia"/>
-          <w:sz w:val="30"/>
-          <w:szCs w:val="30"/>
-        </w:rPr>
-        <w:t>)) / (</w:t>
-      </w:r>
-      <w:r>
-        <w:rPr>
-          <w:rFonts w:asciiTheme="minorHAnsi" w:hAnsiTheme="minorHAnsi" w:hint="eastAsia"/>
-          <w:sz w:val="30"/>
-          <w:szCs w:val="30"/>
-          <w:lang w:val="en-US"/>
-        </w:rPr>
-        <w:t>e</w:t>
-      </w:r>
-      <w:r>
-        <w:rPr>
-          <w:rFonts w:asciiTheme="minorHAnsi" w:hAnsiTheme="minorHAnsi" w:hint="eastAsia"/>
-          <w:sz w:val="30"/>
-          <w:szCs w:val="30"/>
-        </w:rPr>
-        <w:t xml:space="preserve"> - </w:t>
-      </w:r>
-      <w:r>
-        <w:rPr>
-          <w:rFonts w:asciiTheme="minorHAnsi" w:hAnsiTheme="minorHAnsi" w:hint="eastAsia"/>
-          <w:sz w:val="30"/>
-          <w:szCs w:val="30"/>
-          <w:lang w:val="en-US"/>
-        </w:rPr>
-        <w:t>d</w:t>
-      </w:r>
-      <w:r>
-        <w:rPr>
-          <w:rFonts w:asciiTheme="minorHAnsi" w:hAnsiTheme="minorHAnsi" w:hint="eastAsia"/>
-          <w:sz w:val="30"/>
-          <w:szCs w:val="30"/>
-        </w:rPr>
-        <w:t xml:space="preserve"> * (</w:t>
-      </w:r>
-      <w:r>
-        <w:rPr>
-          <w:rFonts w:asciiTheme="minorHAnsi" w:hAnsiTheme="minorHAnsi" w:hint="eastAsia"/>
-          <w:sz w:val="30"/>
-          <w:szCs w:val="30"/>
-          <w:lang w:val="en-US"/>
-        </w:rPr>
-        <w:t>b</w:t>
-      </w:r>
-      <w:r>
-        <w:rPr>
-          <w:rFonts w:asciiTheme="minorHAnsi" w:hAnsiTheme="minorHAnsi" w:hint="eastAsia"/>
-          <w:sz w:val="30"/>
-          <w:szCs w:val="30"/>
-        </w:rPr>
-        <w:t xml:space="preserve"> / </w:t>
-      </w:r>
-      <w:r>
-        <w:rPr>
-          <w:rFonts w:asciiTheme="minorHAnsi" w:hAnsiTheme="minorHAnsi" w:hint="eastAsia"/>
-          <w:sz w:val="30"/>
-          <w:szCs w:val="30"/>
-          <w:lang w:val="en-US"/>
-        </w:rPr>
-        <w:t>a</w:t>
-      </w:r>
-      <w:r>
-        <w:rPr>
-          <w:rFonts w:asciiTheme="minorHAnsi" w:hAnsiTheme="minorHAnsi" w:hint="eastAsia"/>
-          <w:sz w:val="30"/>
-          <w:szCs w:val="30"/>
-        </w:rPr>
-        <w:t>))</w:t>
-      </w:r>
-      <w:r>
-        <w:rPr>
-          <w:rFonts w:asciiTheme="minorHAnsi" w:hAnsiTheme="minorHAnsi"/>
-          <w:sz w:val="30"/>
-          <w:szCs w:val="30"/>
-        </w:rPr>
-        <w:t xml:space="preserve"> {</w:t>
-      </w:r>
-      <w:r>
-        <w:rPr>
-          <w:rFonts w:asciiTheme="minorHAnsi" w:hAnsiTheme="minorHAnsi"/>
-          <w:sz w:val="30"/>
-          <w:szCs w:val="30"/>
-        </w:rPr>
-        <w:t>возвращение полученного значения</w:t>
-      </w:r>
-      <w:r>
-        <w:rPr>
-          <w:rFonts w:asciiTheme="minorHAnsi" w:hAnsiTheme="minorHAnsi"/>
-          <w:sz w:val="30"/>
-          <w:szCs w:val="30"/>
-        </w:rPr>
-        <w:t>}</w:t>
-      </w:r>
-    </w:p>
-    <w:p>
-      <w:pPr>
-        <w:rPr>
-          <w:rFonts w:asciiTheme="minorHAnsi" w:hAnsiTheme="minorHAnsi"/>
-          <w:sz w:val="30"/>
-          <w:szCs w:val="30"/>
-          <w:u w:val="single"/>
-          <w:lang w:val="en-US"/>
-        </w:rPr>
-      </w:pPr>
-      <w:r>
-        <w:rPr>
-          <w:rFonts w:asciiTheme="minorHAnsi" w:hAnsiTheme="minorHAnsi"/>
-          <w:sz w:val="30"/>
-          <w:szCs w:val="30"/>
-          <w:u w:val="single"/>
-        </w:rPr>
-        <w:t>кон</w:t>
-      </w:r>
-    </w:p>
-    <w:p>
-      <w:pPr>
-        <w:rPr>
-          <w:lang w:val="en-US"/>
-        </w:rPr>
-      </w:pPr>
-    </w:p>
-    <w:p>
-      <w:pPr>
-        <w:rPr>
-          <w:lang w:val="en-US"/>
-        </w:rPr>
-      </w:pPr>
-    </w:p>
-    <w:p>
-      <w:pPr>
-        <w:rPr>
-          <w:rFonts w:asciiTheme="minorHAnsi" w:hAnsiTheme="minorHAnsi"/>
-          <w:sz w:val="30"/>
-          <w:szCs w:val="30"/>
-        </w:rPr>
-      </w:pPr>
-      <w:r>
-        <w:rPr>
-          <w:rFonts w:asciiTheme="minorHAnsi" w:hAnsiTheme="minorHAnsi"/>
-          <w:sz w:val="30"/>
-          <w:szCs w:val="30"/>
-          <w:u w:val="single"/>
-        </w:rPr>
-        <w:t xml:space="preserve">Алг </w:t>
-      </w:r>
-      <w:r>
-        <w:rPr>
-          <w:rFonts w:asciiTheme="minorHAnsi" w:hAnsiTheme="minorHAnsi"/>
-          <w:sz w:val="30"/>
-          <w:szCs w:val="30"/>
-        </w:rPr>
-        <w:t>&lt;&lt;</w:t>
-      </w:r>
-      <w:r>
-        <w:rPr>
-          <w:rFonts w:asciiTheme="minorHAnsi" w:hAnsiTheme="minorHAnsi"/>
-          <w:sz w:val="30"/>
-          <w:szCs w:val="30"/>
-        </w:rPr>
-        <w:t>функция s</w:t>
-      </w:r>
-      <w:proofErr w:type="spellStart"/>
-      <w:r>
-        <w:rPr>
-          <w:rFonts w:asciiTheme="minorHAnsi" w:hAnsiTheme="minorHAnsi"/>
-          <w:sz w:val="30"/>
-          <w:szCs w:val="30"/>
-          <w:lang w:val="en-US"/>
-        </w:rPr>
-        <w:t>olve</w:t>
-      </w:r>
-      <w:proofErr w:type="spellEnd"/>
-      <w:r>
-        <w:rPr>
-          <w:rFonts w:asciiTheme="minorHAnsi" w:hAnsiTheme="minorHAnsi"/>
-          <w:sz w:val="30"/>
-          <w:szCs w:val="30"/>
-        </w:rPr>
-        <w:t>&gt;&gt;</w:t>
-      </w:r>
-    </w:p>
-    <w:p>
-      <w:pPr>
-        <w:rPr>
-          <w:rFonts w:asciiTheme="minorHAnsi" w:hAnsiTheme="minorHAnsi"/>
-          <w:sz w:val="30"/>
-          <w:szCs w:val="30"/>
-        </w:rPr>
-      </w:pPr>
-      <w:r>
-        <w:rPr>
-          <w:rFonts w:asciiTheme="minorHAnsi" w:hAnsiTheme="minorHAnsi"/>
-          <w:sz w:val="30"/>
-          <w:szCs w:val="30"/>
-          <w:u w:val="single"/>
-        </w:rPr>
-        <w:t>вход</w:t>
-      </w:r>
-      <w:r>
-        <w:rPr>
-          <w:rFonts w:asciiTheme="minorHAnsi" w:hAnsiTheme="minorHAnsi"/>
-          <w:sz w:val="30"/>
-          <w:szCs w:val="30"/>
-        </w:rPr>
-        <w:t xml:space="preserve">: </w:t>
-      </w:r>
-      <w:proofErr w:type="gramStart"/>
-      <w:r>
-        <w:rPr>
-          <w:rFonts w:asciiTheme="minorHAnsi" w:hAnsiTheme="minorHAnsi"/>
-          <w:sz w:val="30"/>
-          <w:szCs w:val="30"/>
-          <w:lang w:val="en-US"/>
-        </w:rPr>
-        <w:t>a</w:t>
-      </w:r>
       <w:r>
         <w:rPr>
           <w:rFonts w:asciiTheme="minorHAnsi" w:hAnsiTheme="minorHAnsi"/>
@@ -14768,9 +14850,8 @@
           <w:szCs w:val="30"/>
           <w:lang w:val="en-US"/>
         </w:rPr>
-        <w:t>b</w:t>
-      </w:r>
-      <w:proofErr w:type="gramEnd"/>
+        <w:t>x</w:t>
+      </w:r>
       <w:r>
         <w:rPr>
           <w:rFonts w:asciiTheme="minorHAnsi" w:hAnsiTheme="minorHAnsi"/>
@@ -14779,96 +14860,6 @@
         </w:rPr>
         <w:t>,</w:t>
       </w:r>
-      <w:proofErr w:type="gramStart"/>
-      <w:r>
-        <w:rPr>
-          <w:rFonts w:asciiTheme="minorHAnsi" w:hAnsiTheme="minorHAnsi"/>
-          <w:sz w:val="30"/>
-          <w:szCs w:val="30"/>
-          <w:lang w:val="en-US"/>
-        </w:rPr>
-        <w:t>c</w:t>
-      </w:r>
-      <w:r>
-        <w:rPr>
-          <w:rFonts w:asciiTheme="minorHAnsi" w:hAnsiTheme="minorHAnsi"/>
-          <w:sz w:val="30"/>
-          <w:szCs w:val="30"/>
-        </w:rPr>
-        <w:t>,</w:t>
-      </w:r>
-      <w:r>
-        <w:rPr>
-          <w:rFonts w:asciiTheme="minorHAnsi" w:hAnsiTheme="minorHAnsi"/>
-          <w:sz w:val="30"/>
-          <w:szCs w:val="30"/>
-          <w:lang w:val="en-US"/>
-        </w:rPr>
-        <w:t>d</w:t>
-      </w:r>
-      <w:proofErr w:type="gramEnd"/>
-      <w:r>
-        <w:rPr>
-          <w:rFonts w:asciiTheme="minorHAnsi" w:hAnsiTheme="minorHAnsi"/>
-          <w:sz w:val="30"/>
-          <w:szCs w:val="30"/>
-        </w:rPr>
-        <w:t>,</w:t>
-      </w:r>
-      <w:proofErr w:type="gramStart"/>
-      <w:r>
-        <w:rPr>
-          <w:rFonts w:asciiTheme="minorHAnsi" w:hAnsiTheme="minorHAnsi"/>
-          <w:sz w:val="30"/>
-          <w:szCs w:val="30"/>
-          <w:lang w:val="en-US"/>
-        </w:rPr>
-        <w:t>e</w:t>
-      </w:r>
-      <w:r>
-        <w:rPr>
-          <w:rFonts w:asciiTheme="minorHAnsi" w:hAnsiTheme="minorHAnsi"/>
-          <w:sz w:val="30"/>
-          <w:szCs w:val="30"/>
-        </w:rPr>
-        <w:t>,</w:t>
-      </w:r>
-      <w:r>
-        <w:rPr>
-          <w:rFonts w:asciiTheme="minorHAnsi" w:hAnsiTheme="minorHAnsi"/>
-          <w:sz w:val="30"/>
-          <w:szCs w:val="30"/>
-          <w:lang w:val="en-US"/>
-        </w:rPr>
-        <w:t>f</w:t>
-      </w:r>
-      <w:proofErr w:type="gramEnd"/>
-      <w:r>
-        <w:rPr>
-          <w:rFonts w:asciiTheme="minorHAnsi" w:hAnsiTheme="minorHAnsi"/>
-          <w:sz w:val="30"/>
-          <w:szCs w:val="30"/>
-        </w:rPr>
-        <w:t>,</w:t>
-      </w:r>
-      <w:proofErr w:type="gramStart"/>
-      <w:r>
-        <w:rPr>
-          <w:rFonts w:asciiTheme="minorHAnsi" w:hAnsiTheme="minorHAnsi"/>
-          <w:sz w:val="30"/>
-          <w:szCs w:val="30"/>
-          <w:lang w:val="en-US"/>
-        </w:rPr>
-        <w:t>x</w:t>
-      </w:r>
-      <w:r>
-        <w:rPr>
-          <w:rFonts w:asciiTheme="minorHAnsi" w:hAnsiTheme="minorHAnsi"/>
-          <w:sz w:val="30"/>
-          <w:szCs w:val="30"/>
-        </w:rPr>
-        <w:t>,</w:t>
-      </w:r>
       <w:r>
         <w:rPr>
           <w:rFonts w:asciiTheme="minorHAnsi" w:hAnsiTheme="minorHAnsi"/>
@@ -14878,7 +14869,6 @@
         </w:rPr>
         <w:t>y</w:t>
       </w:r>
-      <w:proofErr w:type="gramEnd"/>
       <w:r>
         <w:rPr>
           <w:rFonts w:asciiTheme="minorHAnsi" w:hAnsiTheme="minorHAnsi"/>
@@ -15419,14 +15409,18 @@
       <w:pPr>
         <w:rPr>
           <w:rFonts w:asciiTheme="minorHAnsi" w:hAnsiTheme="minorHAnsi"/>
-          <w:sz w:val="30"/>
-          <w:szCs w:val="30"/>
-          <w:lang w:val="en-US"/>
-        </w:rPr>
-      </w:pPr>
-      <w:r>
-        <w:rPr>
-          <w:rFonts w:asciiTheme="minorHAnsi" w:hAnsiTheme="minorHAnsi"/>
+          <w:b/>
+          <w:bCs/>
+          <w:sz w:val="30"/>
+          <w:szCs w:val="30"/>
+          <w:lang w:val="en-US"/>
+        </w:rPr>
+      </w:pPr>
+      <w:r>
+        <w:rPr>
+          <w:rFonts w:asciiTheme="minorHAnsi" w:hAnsiTheme="minorHAnsi"/>
+          <w:b/>
+          <w:bCs/>
           <w:sz w:val="30"/>
           <w:szCs w:val="30"/>
           <w:u w:val="single"/>
@@ -15436,6 +15430,8 @@
       <w:r>
         <w:rPr>
           <w:rFonts w:asciiTheme="minorHAnsi" w:hAnsiTheme="minorHAnsi"/>
+          <w:b/>
+          <w:bCs/>
           <w:sz w:val="30"/>
           <w:szCs w:val="30"/>
           <w:u w:val="single"/>
@@ -15446,6 +15442,8 @@
       <w:r>
         <w:rPr>
           <w:rFonts w:asciiTheme="minorHAnsi" w:hAnsiTheme="minorHAnsi"/>
+          <w:b/>
+          <w:bCs/>
           <w:sz w:val="30"/>
           <w:szCs w:val="30"/>
           <w:lang w:val="en-US"/>
@@ -15455,6 +15453,8 @@
       <w:r>
         <w:rPr>
           <w:rFonts w:asciiTheme="minorHAnsi" w:hAnsiTheme="minorHAnsi"/>
+          <w:b/>
+          <w:bCs/>
           <w:sz w:val="30"/>
           <w:szCs w:val="30"/>
         </w:rPr>
@@ -15463,6 +15463,8 @@
       <w:r>
         <w:rPr>
           <w:rFonts w:asciiTheme="minorHAnsi" w:hAnsiTheme="minorHAnsi"/>
+          <w:b/>
+          <w:bCs/>
           <w:sz w:val="30"/>
           <w:szCs w:val="30"/>
           <w:lang w:val="en-US"/>
@@ -15473,34 +15475,20 @@
       <w:r>
         <w:rPr>
           <w:rFonts w:asciiTheme="minorHAnsi" w:hAnsiTheme="minorHAnsi"/>
-          <w:sz w:val="30"/>
-          <w:szCs w:val="30"/>
-          <w:lang w:val="en-US"/>
-        </w:rPr>
-        <w:t>print</w:t>
-      </w:r>
-      <w:r>
-        <w:rPr>
-          <w:rFonts w:asciiTheme="minorHAnsi" w:hAnsiTheme="minorHAnsi"/>
-          <w:sz w:val="30"/>
-          <w:szCs w:val="30"/>
-          <w:lang w:val="en-US"/>
-        </w:rPr>
-        <w:t>_</w:t>
-      </w:r>
-      <w:r>
-        <w:rPr>
-          <w:rFonts w:asciiTheme="minorHAnsi" w:hAnsiTheme="minorHAnsi"/>
-          <w:sz w:val="30"/>
-          <w:szCs w:val="30"/>
-          <w:lang w:val="en-US"/>
-        </w:rPr>
-        <w:t>result</w:t>
+          <w:b/>
+          <w:bCs/>
+          <w:sz w:val="30"/>
+          <w:szCs w:val="30"/>
+          <w:lang w:val="en-US"/>
+        </w:rPr>
+        <w:t>print_result</w:t>
       </w:r>
       <w:proofErr w:type="spellEnd"/>
       <w:r>
         <w:rPr>
           <w:rFonts w:asciiTheme="minorHAnsi" w:hAnsiTheme="minorHAnsi"/>
+          <w:b/>
+          <w:bCs/>
           <w:sz w:val="30"/>
           <w:szCs w:val="30"/>
           <w:lang w:val="en-US"/>
@@ -15796,44 +15784,23 @@
       <w:r>
         <w:rPr>
           <w:rFonts w:asciiTheme="minorHAnsi" w:hAnsiTheme="minorHAnsi"/>
+          <w:b/>
+          <w:bCs/>
           <w:sz w:val="30"/>
           <w:szCs w:val="30"/>
           <w:u w:val="single"/>
         </w:rPr>
-        <w:t>Алг</w:t>
-      </w:r>
-      <w:r>
-        <w:rPr>
-          <w:rFonts w:asciiTheme="minorHAnsi" w:hAnsiTheme="minorHAnsi"/>
-          <w:sz w:val="30"/>
-          <w:szCs w:val="30"/>
-          <w:u w:val="single"/>
-        </w:rPr>
-        <w:t xml:space="preserve"> </w:t>
-      </w:r>
-      <w:r>
-        <w:rPr>
-          <w:rFonts w:asciiTheme="minorHAnsi" w:hAnsiTheme="minorHAnsi"/>
-          <w:sz w:val="30"/>
-          <w:szCs w:val="30"/>
-        </w:rPr>
-        <w:t>&lt;&lt;</w:t>
-      </w:r>
-      <w:r>
-        <w:rPr>
-          <w:rFonts w:asciiTheme="minorHAnsi" w:hAnsiTheme="minorHAnsi"/>
-          <w:sz w:val="30"/>
-          <w:szCs w:val="30"/>
-        </w:rPr>
-        <w:t>главная функция</w:t>
-      </w:r>
-      <w:r>
-        <w:rPr>
-          <w:rFonts w:asciiTheme="minorHAnsi" w:hAnsiTheme="minorHAnsi"/>
-          <w:sz w:val="30"/>
-          <w:szCs w:val="30"/>
-        </w:rPr>
-        <w:t xml:space="preserve"> &gt;&gt;</w:t>
+        <w:t xml:space="preserve">Алг </w:t>
+      </w:r>
+      <w:r>
+        <w:rPr>
+          <w:rFonts w:asciiTheme="minorHAnsi" w:hAnsiTheme="minorHAnsi"/>
+          <w:b/>
+          <w:bCs/>
+          <w:sz w:val="30"/>
+          <w:szCs w:val="30"/>
+        </w:rPr>
+        <w:t>&lt;&lt;главная функция &gt;&gt;</w:t>
       </w:r>
       <w:r>
         <w:rPr>
@@ -16468,6 +16435,8 @@
       <w:r>
         <w:rPr>
           <w:rFonts w:asciiTheme="minorHAnsi" w:hAnsiTheme="minorHAnsi"/>
+          <w:b/>
+          <w:bCs/>
           <w:sz w:val="30"/>
           <w:szCs w:val="30"/>
           <w:u w:val="single"/>
@@ -16477,6 +16446,8 @@
       <w:r>
         <w:rPr>
           <w:rFonts w:asciiTheme="minorHAnsi" w:hAnsiTheme="minorHAnsi"/>
+          <w:b/>
+          <w:bCs/>
           <w:sz w:val="30"/>
           <w:szCs w:val="30"/>
           <w:u w:val="single"/>
@@ -16487,6 +16458,8 @@
       <w:r>
         <w:rPr>
           <w:rFonts w:asciiTheme="minorHAnsi" w:hAnsiTheme="minorHAnsi"/>
+          <w:b/>
+          <w:bCs/>
           <w:sz w:val="30"/>
           <w:szCs w:val="30"/>
           <w:lang w:val="en-US"/>
@@ -16496,6 +16469,8 @@
       <w:r>
         <w:rPr>
           <w:rFonts w:asciiTheme="minorHAnsi" w:hAnsiTheme="minorHAnsi"/>
+          <w:b/>
+          <w:bCs/>
           <w:sz w:val="30"/>
           <w:szCs w:val="30"/>
         </w:rPr>
@@ -16504,29 +16479,13 @@
       <w:r>
         <w:rPr>
           <w:rFonts w:asciiTheme="minorHAnsi" w:hAnsiTheme="minorHAnsi"/>
-          <w:sz w:val="30"/>
-          <w:szCs w:val="30"/>
-          <w:lang w:val="en-US"/>
-        </w:rPr>
-        <w:t xml:space="preserve"> </w:t>
-      </w:r>
-      <w:r>
-        <w:rPr>
-          <w:rFonts w:asciiTheme="minorHAnsi" w:hAnsiTheme="minorHAnsi"/>
-          <w:sz w:val="30"/>
-          <w:szCs w:val="30"/>
-          <w:lang w:val="en-US"/>
-        </w:rPr>
-        <w:t>input</w:t>
-      </w:r>
-      <w:r>
-        <w:rPr>
-          <w:rFonts w:asciiTheme="minorHAnsi" w:hAnsiTheme="minorHAnsi"/>
-          <w:sz w:val="30"/>
-          <w:szCs w:val="30"/>
-          <w:lang w:val="en-US"/>
-        </w:rPr>
-        <w:t>&gt;&gt;</w:t>
+          <w:b/>
+          <w:bCs/>
+          <w:sz w:val="30"/>
+          <w:szCs w:val="30"/>
+          <w:lang w:val="en-US"/>
+        </w:rPr>
+        <w:t xml:space="preserve"> input&gt;&gt;</w:t>
       </w:r>
     </w:p>
     <w:p>
@@ -17748,13 +17707,17 @@
       <w:pPr>
         <w:rPr>
           <w:rFonts w:asciiTheme="minorHAnsi" w:hAnsiTheme="minorHAnsi"/>
-          <w:sz w:val="30"/>
-          <w:szCs w:val="30"/>
-        </w:rPr>
-      </w:pPr>
-      <w:r>
-        <w:rPr>
-          <w:rFonts w:asciiTheme="minorHAnsi" w:hAnsiTheme="minorHAnsi"/>
+          <w:b/>
+          <w:bCs/>
+          <w:sz w:val="30"/>
+          <w:szCs w:val="30"/>
+        </w:rPr>
+      </w:pPr>
+      <w:r>
+        <w:rPr>
+          <w:rFonts w:asciiTheme="minorHAnsi" w:hAnsiTheme="minorHAnsi"/>
+          <w:b/>
+          <w:bCs/>
           <w:sz w:val="30"/>
           <w:szCs w:val="30"/>
           <w:u w:val="single"/>
@@ -17764,23 +17727,19 @@
       <w:r>
         <w:rPr>
           <w:rFonts w:asciiTheme="minorHAnsi" w:hAnsiTheme="minorHAnsi"/>
-          <w:sz w:val="30"/>
-          <w:szCs w:val="30"/>
-        </w:rPr>
-        <w:t>&lt;&lt;</w:t>
-      </w:r>
-      <w:r>
-        <w:rPr>
-          <w:rFonts w:asciiTheme="minorHAnsi" w:hAnsiTheme="minorHAnsi"/>
-          <w:sz w:val="30"/>
-          <w:szCs w:val="30"/>
-        </w:rPr>
-        <w:t>функция s</w:t>
+          <w:b/>
+          <w:bCs/>
+          <w:sz w:val="30"/>
+          <w:szCs w:val="30"/>
+        </w:rPr>
+        <w:t>&lt;&lt;функция s</w:t>
       </w:r>
       <w:proofErr w:type="spellStart"/>
       <w:r>
         <w:rPr>
           <w:rFonts w:asciiTheme="minorHAnsi" w:hAnsiTheme="minorHAnsi"/>
+          <w:b/>
+          <w:bCs/>
           <w:sz w:val="30"/>
           <w:szCs w:val="30"/>
           <w:lang w:val="en-US"/>
@@ -17791,6 +17750,8 @@
       <w:r>
         <w:rPr>
           <w:rFonts w:asciiTheme="minorHAnsi" w:hAnsiTheme="minorHAnsi"/>
+          <w:b/>
+          <w:bCs/>
           <w:sz w:val="30"/>
           <w:szCs w:val="30"/>
         </w:rPr>
@@ -19612,44 +19573,23 @@
       <w:r>
         <w:rPr>
           <w:rFonts w:asciiTheme="minorHAnsi" w:hAnsiTheme="minorHAnsi"/>
+          <w:b/>
+          <w:bCs/>
           <w:sz w:val="30"/>
           <w:szCs w:val="30"/>
           <w:u w:val="single"/>
         </w:rPr>
-        <w:t>Алг</w:t>
-      </w:r>
-      <w:r>
-        <w:rPr>
-          <w:rFonts w:asciiTheme="minorHAnsi" w:hAnsiTheme="minorHAnsi"/>
-          <w:sz w:val="30"/>
-          <w:szCs w:val="30"/>
-          <w:u w:val="single"/>
-        </w:rPr>
-        <w:t xml:space="preserve"> </w:t>
-      </w:r>
-      <w:r>
-        <w:rPr>
-          <w:rFonts w:asciiTheme="minorHAnsi" w:hAnsiTheme="minorHAnsi"/>
-          <w:sz w:val="30"/>
-          <w:szCs w:val="30"/>
-        </w:rPr>
-        <w:t>&lt;&lt;</w:t>
-      </w:r>
-      <w:r>
-        <w:rPr>
-          <w:rFonts w:asciiTheme="minorHAnsi" w:hAnsiTheme="minorHAnsi"/>
-          <w:sz w:val="30"/>
-          <w:szCs w:val="30"/>
-        </w:rPr>
-        <w:t>главная функция</w:t>
-      </w:r>
-      <w:r>
-        <w:rPr>
-          <w:rFonts w:asciiTheme="minorHAnsi" w:hAnsiTheme="minorHAnsi"/>
-          <w:sz w:val="30"/>
-          <w:szCs w:val="30"/>
-        </w:rPr>
-        <w:t xml:space="preserve"> &gt;&gt;</w:t>
+        <w:t xml:space="preserve">Алг </w:t>
+      </w:r>
+      <w:r>
+        <w:rPr>
+          <w:rFonts w:asciiTheme="minorHAnsi" w:hAnsiTheme="minorHAnsi"/>
+          <w:b/>
+          <w:bCs/>
+          <w:sz w:val="30"/>
+          <w:szCs w:val="30"/>
+        </w:rPr>
+        <w:t>&lt;&lt;главная функция &gt;&gt;</w:t>
       </w:r>
       <w:r>
         <w:rPr>
